--- a/custom-reference-doc.docx
+++ b/custom-reference-doc.docx
@@ -152,10 +152,21 @@
         <w:rPr>
           <w:rStyle w:val="VerbatimChar"/>
         </w:rPr>
-        <w:t xml:space="preserve"> Verbatim Char </w:t>
-      </w:r>
-      <w:r>
-        <w:t xml:space="preserve"> .    </w:t>
+        <w:t xml:space="preserve"> Verbatim </w:t>
+      </w:r>
+      <w:proofErr w:type="gramStart"/>
+      <w:r>
+        <w:rPr>
+          <w:rStyle w:val="VerbatimChar"/>
+        </w:rPr>
+        <w:t xml:space="preserve">Char </w:t>
+      </w:r>
+      <w:r>
+        <w:t xml:space="preserve"> .</w:t>
+      </w:r>
+      <w:proofErr w:type="gramEnd"/>
+      <w:r>
+        <w:t xml:space="preserve">    </w:t>
       </w:r>
       <w:hyperlink r:id="rId7">
         <w:r>
@@ -275,7 +286,15 @@
         <w:pStyle w:val="DefinitionTerm"/>
       </w:pPr>
       <w:r>
-        <w:t xml:space="preserve"> DefinitionTerm </w:t>
+        <w:t xml:space="preserve"> </w:t>
+      </w:r>
+      <w:proofErr w:type="spellStart"/>
+      <w:r>
+        <w:t>DefinitionTerm</w:t>
+      </w:r>
+      <w:proofErr w:type="spellEnd"/>
+      <w:r>
+        <w:t xml:space="preserve"> </w:t>
       </w:r>
     </w:p>
     <w:p>
@@ -291,7 +310,15 @@
         <w:pStyle w:val="DefinitionTerm"/>
       </w:pPr>
       <w:r>
-        <w:t xml:space="preserve"> DefinitionTerm </w:t>
+        <w:t xml:space="preserve"> </w:t>
+      </w:r>
+      <w:proofErr w:type="spellStart"/>
+      <w:r>
+        <w:t>DefinitionTerm</w:t>
+      </w:r>
+      <w:proofErr w:type="spellEnd"/>
+      <w:r>
+        <w:t xml:space="preserve"> </w:t>
       </w:r>
     </w:p>
     <w:p>
@@ -301,6 +328,16 @@
       <w:r>
         <w:t xml:space="preserve"> Definition </w:t>
       </w:r>
+    </w:p>
+    <w:p>
+      <w:pPr>
+        <w:pStyle w:val="Definition"/>
+      </w:pPr>
+    </w:p>
+    <w:p>
+      <w:pPr>
+        <w:pStyle w:val="ListBullet"/>
+      </w:pPr>
     </w:p>
     <w:sectPr>
       <w:pgSz w:w="12240" w:h="15840"/>
@@ -374,6 +411,27 @@
 <file path=word/numbering.xml><?xml version="1.0" encoding="utf-8"?>
 <w:numbering xmlns:wpc="http://schemas.microsoft.com/office/word/2010/wordprocessingCanvas" xmlns:cx="http://schemas.microsoft.com/office/drawing/2014/chartex" xmlns:cx1="http://schemas.microsoft.com/office/drawing/2015/9/8/chartex" xmlns:cx2="http://schemas.microsoft.com/office/drawing/2015/10/21/chartex" xmlns:cx3="http://schemas.microsoft.com/office/drawing/2016/5/9/chartex" xmlns:cx4="http://schemas.microsoft.com/office/drawing/2016/5/10/chartex" xmlns:cx5="http://schemas.microsoft.com/office/drawing/2016/5/11/chartex" xmlns:cx6="http://schemas.microsoft.com/office/drawing/2016/5/12/chartex" xmlns:cx7="http://schemas.microsoft.com/office/drawing/2016/5/13/chartex" xmlns:cx8="http://schemas.microsoft.com/office/drawing/2016/5/14/chartex" xmlns:mc="http://schemas.openxmlformats.org/markup-compatibility/2006" xmlns:aink="http://schemas.microsoft.com/office/drawing/2016/ink" xmlns:am3d="http://schemas.microsoft.com/office/drawing/2017/model3d" xmlns:o="urn:schemas-microsoft-com:office:office" xmlns:oel="http://schemas.microsoft.com/office/2019/extlst" xmlns:r="http://schemas.openxmlformats.org/officeDocument/2006/relationships" xmlns:m="http://schemas.openxmlformats.org/officeDocument/2006/math" xmlns:v="urn:schemas-microsoft-com:vml" xmlns:wp14="http://schemas.microsoft.com/office/word/2010/wordprocessingDrawing" xmlns:wp="http://schemas.openxmlformats.org/drawingml/2006/wordprocessingDrawing" xmlns:w10="urn:schemas-microsoft-com:office:word" xmlns:w="http://schemas.openxmlformats.org/wordprocessingml/2006/main" xmlns:w14="http://schemas.microsoft.com/office/word/2010/wordml" xmlns:w15="http://schemas.microsoft.com/office/word/2012/wordml" xmlns:w16cex="http://schemas.microsoft.com/office/word/2018/wordml/cex" xmlns:w16cid="http://schemas.microsoft.com/office/word/2016/wordml/cid" xmlns:w16="http://schemas.microsoft.com/office/word/2018/wordml" xmlns:w16du="http://schemas.microsoft.com/office/word/2023/wordml/word16du" xmlns:w16sdtdh="http://schemas.microsoft.com/office/word/2020/wordml/sdtdatahash" xmlns:w16sdtfl="http://schemas.microsoft.com/office/word/2024/wordml/sdtformatlock" xmlns:w16se="http://schemas.microsoft.com/office/word/2015/wordml/symex" xmlns:wpg="http://schemas.microsoft.com/office/word/2010/wordprocessingGroup" xmlns:wpi="http://schemas.microsoft.com/office/word/2010/wordprocessingInk" xmlns:wne="http://schemas.microsoft.com/office/word/2006/wordml" xmlns:wps="http://schemas.microsoft.com/office/word/2010/wordprocessingShape" mc:Ignorable="w14 w15 w16se w16cid w16 w16cex w16sdtdh w16sdtfl w16du wp14">
   <w:abstractNum w:abstractNumId="0" w15:restartNumberingAfterBreak="0">
+    <w:nsid w:val="FFFFFF89"/>
+    <w:multiLevelType w:val="singleLevel"/>
+    <w:tmpl w:val="964698BC"/>
+    <w:lvl w:ilvl="0">
+      <w:start w:val="1"/>
+      <w:numFmt w:val="bullet"/>
+      <w:pStyle w:val="ListBullet"/>
+      <w:lvlText w:val=""/>
+      <w:lvlJc w:val="left"/>
+      <w:pPr>
+        <w:tabs>
+          <w:tab w:val="num" w:pos="360"/>
+        </w:tabs>
+        <w:ind w:left="360" w:hanging="360"/>
+      </w:pPr>
+      <w:rPr>
+        <w:rFonts w:ascii="Symbol" w:hAnsi="Symbol" w:hint="default"/>
+      </w:rPr>
+    </w:lvl>
+  </w:abstractNum>
+  <w:abstractNum w:abstractNumId="1" w15:restartNumberingAfterBreak="0">
     <w:nsid w:val="170CD2DE"/>
     <w:multiLevelType w:val="multilevel"/>
     <w:tmpl w:val="94D2E206"/>
@@ -477,7 +535,126 @@
       </w:pPr>
     </w:lvl>
   </w:abstractNum>
+  <w:abstractNum w:abstractNumId="2" w15:restartNumberingAfterBreak="0">
+    <w:nsid w:val="22EB3AD0"/>
+    <w:multiLevelType w:val="hybridMultilevel"/>
+    <w:tmpl w:val="DC78799E"/>
+    <w:lvl w:ilvl="0" w:tplc="08090001">
+      <w:start w:val="1"/>
+      <w:numFmt w:val="bullet"/>
+      <w:lvlText w:val=""/>
+      <w:lvlJc w:val="left"/>
+      <w:pPr>
+        <w:ind w:left="720" w:hanging="360"/>
+      </w:pPr>
+      <w:rPr>
+        <w:rFonts w:ascii="Symbol" w:hAnsi="Symbol" w:hint="default"/>
+      </w:rPr>
+    </w:lvl>
+    <w:lvl w:ilvl="1" w:tplc="08090003" w:tentative="1">
+      <w:start w:val="1"/>
+      <w:numFmt w:val="bullet"/>
+      <w:lvlText w:val="o"/>
+      <w:lvlJc w:val="left"/>
+      <w:pPr>
+        <w:ind w:left="1440" w:hanging="360"/>
+      </w:pPr>
+      <w:rPr>
+        <w:rFonts w:ascii="Courier New" w:hAnsi="Courier New" w:hint="default"/>
+      </w:rPr>
+    </w:lvl>
+    <w:lvl w:ilvl="2" w:tplc="08090005" w:tentative="1">
+      <w:start w:val="1"/>
+      <w:numFmt w:val="bullet"/>
+      <w:lvlText w:val=""/>
+      <w:lvlJc w:val="left"/>
+      <w:pPr>
+        <w:ind w:left="2160" w:hanging="360"/>
+      </w:pPr>
+      <w:rPr>
+        <w:rFonts w:ascii="Wingdings" w:hAnsi="Wingdings" w:hint="default"/>
+      </w:rPr>
+    </w:lvl>
+    <w:lvl w:ilvl="3" w:tplc="08090001" w:tentative="1">
+      <w:start w:val="1"/>
+      <w:numFmt w:val="bullet"/>
+      <w:lvlText w:val=""/>
+      <w:lvlJc w:val="left"/>
+      <w:pPr>
+        <w:ind w:left="2880" w:hanging="360"/>
+      </w:pPr>
+      <w:rPr>
+        <w:rFonts w:ascii="Symbol" w:hAnsi="Symbol" w:hint="default"/>
+      </w:rPr>
+    </w:lvl>
+    <w:lvl w:ilvl="4" w:tplc="08090003" w:tentative="1">
+      <w:start w:val="1"/>
+      <w:numFmt w:val="bullet"/>
+      <w:lvlText w:val="o"/>
+      <w:lvlJc w:val="left"/>
+      <w:pPr>
+        <w:ind w:left="3600" w:hanging="360"/>
+      </w:pPr>
+      <w:rPr>
+        <w:rFonts w:ascii="Courier New" w:hAnsi="Courier New" w:hint="default"/>
+      </w:rPr>
+    </w:lvl>
+    <w:lvl w:ilvl="5" w:tplc="08090005" w:tentative="1">
+      <w:start w:val="1"/>
+      <w:numFmt w:val="bullet"/>
+      <w:lvlText w:val=""/>
+      <w:lvlJc w:val="left"/>
+      <w:pPr>
+        <w:ind w:left="4320" w:hanging="360"/>
+      </w:pPr>
+      <w:rPr>
+        <w:rFonts w:ascii="Wingdings" w:hAnsi="Wingdings" w:hint="default"/>
+      </w:rPr>
+    </w:lvl>
+    <w:lvl w:ilvl="6" w:tplc="08090001" w:tentative="1">
+      <w:start w:val="1"/>
+      <w:numFmt w:val="bullet"/>
+      <w:lvlText w:val=""/>
+      <w:lvlJc w:val="left"/>
+      <w:pPr>
+        <w:ind w:left="5040" w:hanging="360"/>
+      </w:pPr>
+      <w:rPr>
+        <w:rFonts w:ascii="Symbol" w:hAnsi="Symbol" w:hint="default"/>
+      </w:rPr>
+    </w:lvl>
+    <w:lvl w:ilvl="7" w:tplc="08090003" w:tentative="1">
+      <w:start w:val="1"/>
+      <w:numFmt w:val="bullet"/>
+      <w:lvlText w:val="o"/>
+      <w:lvlJc w:val="left"/>
+      <w:pPr>
+        <w:ind w:left="5760" w:hanging="360"/>
+      </w:pPr>
+      <w:rPr>
+        <w:rFonts w:ascii="Courier New" w:hAnsi="Courier New" w:hint="default"/>
+      </w:rPr>
+    </w:lvl>
+    <w:lvl w:ilvl="8" w:tplc="08090005" w:tentative="1">
+      <w:start w:val="1"/>
+      <w:numFmt w:val="bullet"/>
+      <w:lvlText w:val=""/>
+      <w:lvlJc w:val="left"/>
+      <w:pPr>
+        <w:ind w:left="6480" w:hanging="360"/>
+      </w:pPr>
+      <w:rPr>
+        <w:rFonts w:ascii="Wingdings" w:hAnsi="Wingdings" w:hint="default"/>
+      </w:rPr>
+    </w:lvl>
+  </w:abstractNum>
   <w:num w:numId="1" w16cid:durableId="2046983454">
+    <w:abstractNumId w:val="1"/>
+  </w:num>
+  <w:num w:numId="2" w16cid:durableId="38870548">
+    <w:abstractNumId w:val="2"/>
+  </w:num>
+  <w:num w:numId="3" w16cid:durableId="1808667997">
     <w:abstractNumId w:val="0"/>
   </w:num>
 </w:numbering>
@@ -1292,6 +1469,18 @@
       <w:color w:val="365F91" w:themeColor="accent1" w:themeShade="BF"/>
     </w:rPr>
   </w:style>
+  <w:style w:type="paragraph" w:styleId="ListBullet">
+    <w:name w:val="List Bullet"/>
+    <w:basedOn w:val="Normal"/>
+    <w:unhideWhenUsed/>
+    <w:rsid w:val="004E506B"/>
+    <w:pPr>
+      <w:numPr>
+        <w:numId w:val="3"/>
+      </w:numPr>
+      <w:contextualSpacing/>
+    </w:pPr>
+  </w:style>
 </w:styles>
 </file>
 
